--- a/docs/articles/assets/docx/barchart_01_stacked.docx
+++ b/docs/articles/assets/docx/barchart_01_stacked.docx
@@ -3,6 +3,11 @@
 <w:document xmlns:wpc="http://schemas.microsoft.com/office/word/2010/wordprocessingCanvas" xmlns:mo="http://schemas.microsoft.com/office/mac/office/2008/main" xmlns:mc="http://schemas.openxmlformats.org/markup-compatibility/2006" xmlns:mv="urn:schemas-microsoft-com:mac:vml" xmlns:o="urn:schemas-microsoft-com:office:office" xmlns:r="http://schemas.openxmlformats.org/officeDocument/2006/relationships" xmlns:m="http://schemas.openxmlformats.org/officeDocument/2006/math" xmlns:v="urn:schemas-microsoft-com:vml" xmlns:wp14="http://schemas.microsoft.com/office/word/2010/wordprocessingDrawing" xmlns:wp="http://schemas.openxmlformats.org/drawingml/2006/wordprocessingDrawing" xmlns:w10="urn:schemas-microsoft-com:office:word" xmlns:w="http://schemas.openxmlformats.org/wordprocessingml/2006/main" xmlns:w14="http://schemas.microsoft.com/office/word/2010/wordml" xmlns:wpg="http://schemas.microsoft.com/office/word/2010/wordprocessingGroup" xmlns:wpi="http://schemas.microsoft.com/office/word/2010/wordprocessingInk" xmlns:wne="http://schemas.microsoft.com/office/word/2006/wordml" xmlns:wps="http://schemas.microsoft.com/office/word/2010/wordprocessingShape" mc:Ignorable="w14 wp14">
   <w:body>
     <w:p>
+      <w:pPr>
+        <w:rPr>
+          <w:lang w:val="en-US"/>
+        </w:rPr>
+      </w:pPr>
       <w:bookmarkStart w:id="0" w:name="_GoBack"/>
       <w:bookmarkEnd w:id="0"/>
     </w:p>
@@ -37,6 +42,25 @@
 </w:document>
 </file>
 
+<file path=word/footnotes.xml><?xml version="1.0" encoding="utf-8"?>
+<w:footnotes xmlns:wpc="http://schemas.microsoft.com/office/word/2010/wordprocessingCanvas" xmlns:mo="http://schemas.microsoft.com/office/mac/office/2008/main" xmlns:mc="http://schemas.openxmlformats.org/markup-compatibility/2006" xmlns:mv="urn:schemas-microsoft-com:mac:vml" xmlns:o="urn:schemas-microsoft-com:office:office" xmlns:r="http://schemas.openxmlformats.org/officeDocument/2006/relationships" xmlns:m="http://schemas.openxmlformats.org/officeDocument/2006/math" xmlns:v="urn:schemas-microsoft-com:vml" xmlns:wp14="http://schemas.microsoft.com/office/word/2010/wordprocessingDrawing" xmlns:wp="http://schemas.openxmlformats.org/drawingml/2006/wordprocessingDrawing" xmlns:w10="urn:schemas-microsoft-com:office:word" xmlns:w="http://schemas.openxmlformats.org/wordprocessingml/2006/main" xmlns:w14="http://schemas.microsoft.com/office/word/2010/wordml" xmlns:wpg="http://schemas.microsoft.com/office/word/2010/wordprocessingGroup" xmlns:wpi="http://schemas.microsoft.com/office/word/2010/wordprocessingInk" xmlns:wne="http://schemas.microsoft.com/office/word/2006/wordml" xmlns:wps="http://schemas.microsoft.com/office/word/2010/wordprocessingShape" mc:Ignorable="w14 wp14">
+  <w:footnote w:type="separator" w:id="-1">
+    <w:p>
+      <w:r>
+        <w:separator/>
+      </w:r>
+    </w:p>
+  </w:footnote>
+  <w:footnote w:type="continuationSeparator" w:id="0">
+    <w:p>
+      <w:r>
+        <w:continuationSeparator/>
+      </w:r>
+    </w:p>
+  </w:footnote>
+</w:footnotes>
+</file>
+
 <file path=word/numbering.xml><?xml version="1.0" encoding="utf-8"?>
 <w:numbering xmlns:wpc="http://schemas.microsoft.com/office/word/2010/wordprocessingCanvas" xmlns:mo="http://schemas.microsoft.com/office/mac/office/2008/main" xmlns:mc="http://schemas.openxmlformats.org/markup-compatibility/2006" xmlns:mv="urn:schemas-microsoft-com:mac:vml" xmlns:o="urn:schemas-microsoft-com:office:office" xmlns:r="http://schemas.openxmlformats.org/officeDocument/2006/relationships" xmlns:m="http://schemas.openxmlformats.org/officeDocument/2006/math" xmlns:v="urn:schemas-microsoft-com:vml" xmlns:wp14="http://schemas.microsoft.com/office/word/2010/wordprocessingDrawing" xmlns:wp="http://schemas.openxmlformats.org/drawingml/2006/wordprocessingDrawing" xmlns:w10="urn:schemas-microsoft-com:office:word" xmlns:w="http://schemas.openxmlformats.org/wordprocessingml/2006/main" xmlns:w14="http://schemas.microsoft.com/office/word/2010/wordml" xmlns:wpg="http://schemas.microsoft.com/office/word/2010/wordprocessingGroup" xmlns:wpi="http://schemas.microsoft.com/office/word/2010/wordprocessingInk" xmlns:wne="http://schemas.microsoft.com/office/word/2006/wordml" xmlns:wps="http://schemas.microsoft.com/office/word/2010/wordprocessingShape" mc:Ignorable="w14 wp14">
   <w:abstractNum w:abstractNumId="0">
@@ -320,7 +344,7 @@
         <w:rFonts w:asciiTheme="minorHAnsi" w:eastAsiaTheme="minorEastAsia" w:hAnsiTheme="minorHAnsi" w:cstheme="minorBidi"/>
         <w:sz w:val="24"/>
         <w:szCs w:val="24"/>
-        <w:lang w:val="fr-FR" w:eastAsia="fr-FR" w:bidi="ar-SA"/>
+        <w:lang w:val="en-US" w:eastAsia="en-US" w:bidi="ar-SA"/>
       </w:rPr>
     </w:rPrDefault>
     <w:pPrDefault/>
@@ -882,6 +906,15 @@
       <w:szCs w:val="18"/>
     </w:rPr>
   </w:style>
+  <w:style w:type="character" w:customStyle="1" w:styleId="referenceid">
+    <w:name w:val="reference_id"/>
+    <w:basedOn w:val="Policepardfaut"/>
+    <w:uiPriority w:val="1"/>
+    <w:rsid w:val="00457CF1"/>
+    <w:rPr>
+      <w:vertAlign w:val="superscript"/>
+    </w:rPr>
+  </w:style>
 </w:styles>
 </file>
 
@@ -893,7 +926,7 @@
         <w:rFonts w:asciiTheme="minorHAnsi" w:eastAsiaTheme="minorEastAsia" w:hAnsiTheme="minorHAnsi" w:cstheme="minorBidi"/>
         <w:sz w:val="24"/>
         <w:szCs w:val="24"/>
-        <w:lang w:val="fr-FR" w:eastAsia="fr-FR" w:bidi="ar-SA"/>
+        <w:lang w:val="en-US" w:eastAsia="en-US" w:bidi="ar-SA"/>
       </w:rPr>
     </w:rPrDefault>
     <w:pPrDefault/>
@@ -1455,10 +1488,19 @@
       <w:szCs w:val="18"/>
     </w:rPr>
   </w:style>
+  <w:style w:type="character" w:customStyle="1" w:styleId="referenceid">
+    <w:name w:val="reference_id"/>
+    <w:basedOn w:val="Policepardfaut"/>
+    <w:uiPriority w:val="1"/>
+    <w:rsid w:val="00457CF1"/>
+    <w:rPr>
+      <w:vertAlign w:val="superscript"/>
+    </w:rPr>
+  </w:style>
 </w:styles>
 </file>
 
-<file path=word/charts/chart1858336d4de8.xml><?xml version="1.0" encoding="utf-8"?>
+<file path=word/charts/chart170d8cb32184.xml><?xml version="1.0" encoding="utf-8"?>
 <c:chartSpace xmlns:c="http://schemas.openxmlformats.org/drawingml/2006/chart" xmlns:a="http://schemas.openxmlformats.org/drawingml/2006/main" xmlns:r="http://schemas.openxmlformats.org/officeDocument/2006/relationships">
   <c:date1904 val="0"/>
   <c:lang val="fr-FR"/>
@@ -1472,7 +1514,7 @@
     </mc:Fallback>
   </mc:AlternateContent>
   <c:chart>
-    <c:autoTitleDeleted val="0"/>
+    <c:autoTitleDeleted val="1"/>
     <c:plotArea xmlns:c="http://schemas.openxmlformats.org/drawingml/2006/chart" xmlns:a="http://schemas.openxmlformats.org/drawingml/2006/main" xmlns:r="http://schemas.openxmlformats.org/officeDocument/2006/relationships">
       <c:layout/>
       <c:barChart>
@@ -1506,6 +1548,7 @@
                 </a:srgbClr>
               </a:solidFill>
             </a:ln>
+            <a:effectLst/>
           </c:spPr>
           <c:invertIfNegative val="0"/>
           <c:dLbls>
@@ -1515,7 +1558,7 @@
               <a:lstStyle/>
               <a:p>
                 <a:pPr>
-                  <a:defRPr>
+                  <a:defRPr cap="none">
                     <a:solidFill>
                       <a:srgbClr val="000000">
                         <a:alpha val="100000"/>
@@ -1616,6 +1659,7 @@
                 </a:srgbClr>
               </a:solidFill>
             </a:ln>
+            <a:effectLst/>
           </c:spPr>
           <c:invertIfNegative val="0"/>
           <c:dLbls>
@@ -1625,7 +1669,7 @@
               <a:lstStyle/>
               <a:p>
                 <a:pPr>
-                  <a:defRPr>
+                  <a:defRPr cap="none">
                     <a:solidFill>
                       <a:srgbClr val="000000">
                         <a:alpha val="100000"/>
@@ -1726,6 +1770,7 @@
                 </a:srgbClr>
               </a:solidFill>
             </a:ln>
+            <a:effectLst/>
           </c:spPr>
           <c:invertIfNegative val="0"/>
           <c:dLbls>
@@ -1735,7 +1780,7 @@
               <a:lstStyle/>
               <a:p>
                 <a:pPr>
-                  <a:defRPr>
+                  <a:defRPr cap="none">
                     <a:solidFill>
                       <a:srgbClr val="000000">
                         <a:alpha val="100000"/>
@@ -1854,7 +1899,7 @@
                   <a:defRPr/>
                 </a:pPr>
                 <a:r>
-                  <a:rPr sz="1600" b="1">
+                  <a:rPr cap="none" sz="1600" b="1">
                     <a:solidFill>
                       <a:srgbClr val="000000">
                         <a:alpha val="100000"/>
@@ -1879,7 +1924,7 @@
           <a:lstStyle/>
           <a:p>
             <a:pPr>
-              <a:defRPr sz="1000">
+              <a:defRPr cap="none" sz="1000">
                 <a:solidFill>
                   <a:srgbClr val="000000">
                     <a:alpha val="100000"/>
@@ -1934,7 +1979,7 @@
                   <a:defRPr/>
                 </a:pPr>
                 <a:r>
-                  <a:rPr sz="1600" b="1">
+                  <a:rPr cap="none" sz="1600" b="1">
                     <a:solidFill>
                       <a:srgbClr val="000000">
                         <a:alpha val="100000"/>
@@ -1959,7 +2004,7 @@
           <a:lstStyle/>
           <a:p>
             <a:pPr>
-              <a:defRPr sz="1000">
+              <a:defRPr cap="none" sz="1000">
                 <a:solidFill>
                   <a:srgbClr val="000000">
                     <a:alpha val="100000"/>
@@ -1995,7 +2040,7 @@
         <a:lstStyle/>
         <a:p>
           <a:pPr>
-            <a:defRPr sz="1400">
+            <a:defRPr cap="none" sz="1400">
               <a:solidFill>
                 <a:srgbClr val="000000">
                   <a:alpha val="100000"/>
